--- a/supplementary/supplementary_figures/README.docx
+++ b/supplementary/supplementary_figures/README.docx
@@ -4,61 +4,36 @@
   <w:body>
     <w:p>
       <w:pPr>
-        <w:pStyle w:val="Heading1"/>
+        <w:spacing w:after="240"/>
+        <w:jc w:val="center"/>
       </w:pPr>
       <w:r>
         <w:rPr>
-          <w:rFonts w:ascii="Microsoft YaHei" w:hAnsi="Microsoft YaHei" w:eastAsia="Microsoft YaHei"/>
+          <w:rFonts w:ascii="Times New Roman" w:hAnsi="Times New Roman"/>
+          <w:b/>
+          <w:sz w:val="32"/>
         </w:rPr>
-        <w:t>Supplementary Figures 1-10, provenance</w:t>
+        <w:t>Supplementary Figures 1-16, provenance</w:t>
       </w:r>
     </w:p>
     <w:p>
+      <w:pPr>
+        <w:spacing w:after="120" w:line="480" w:lineRule="auto"/>
+      </w:pPr>
       <w:r>
         <w:rPr>
-          <w:rFonts w:ascii="Microsoft YaHei" w:hAnsi="Microsoft YaHei" w:eastAsia="Microsoft YaHei"/>
+          <w:rFonts w:ascii="Times New Roman" w:hAnsi="Times New Roman"/>
+          <w:i w:val="0"/>
+          <w:sz w:val="24"/>
         </w:rPr>
-        <w:t>These image files were regenerated from the deposited result tables</w:t>
-      </w:r>
-    </w:p>
-    <w:p>
-      <w:r>
-        <w:rPr>
-          <w:rFonts w:ascii="Microsoft YaHei" w:hAnsi="Microsoft YaHei" w:eastAsia="Microsoft YaHei"/>
-        </w:rPr>
-        <w:t>(</w:t>
-      </w:r>
-      <w:r>
-        <w:rPr>
-          <w:rFonts w:ascii="Consolas" w:hAnsi="Consolas" w:eastAsia="Consolas"/>
-        </w:rPr>
-        <w:t>04_补充数据_supplementary_data/ST*.csv</w:t>
-      </w:r>
-      <w:r>
-        <w:rPr>
-          <w:rFonts w:ascii="Microsoft YaHei" w:hAnsi="Microsoft YaHei" w:eastAsia="Microsoft YaHei"/>
-        </w:rPr>
-        <w:t>) by</w:t>
-      </w:r>
-    </w:p>
-    <w:p>
-      <w:r>
-        <w:rPr>
-          <w:rFonts w:ascii="Consolas" w:hAnsi="Consolas" w:eastAsia="Consolas"/>
-        </w:rPr>
-        <w:t>src/r15/10_make_supplementary_figures.py</w:t>
-      </w:r>
-      <w:r>
-        <w:rPr>
-          <w:rFonts w:ascii="Microsoft YaHei" w:hAnsi="Microsoft YaHei" w:eastAsia="Microsoft YaHei"/>
-        </w:rPr>
-        <w:t>.</w:t>
+        <w:t>Numbered in order of first citation in the manuscript (R37 renumbering). These image files were regenerated from the deposited result tables (`04_补充数据_supplementary_data/ST*.csv`) by the project figure scripts.</w:t>
       </w:r>
     </w:p>
     <w:tbl>
       <w:tblPr>
         <w:tblStyle w:val="TableGrid"/>
         <w:tblW w:type="auto" w:w="0"/>
+        <w:jc w:val="center"/>
         <w:tblLook w:firstColumn="1" w:firstRow="1" w:lastColumn="0" w:lastRow="0" w:noHBand="0" w:noVBand="1" w:val="04A0"/>
       </w:tblPr>
       <w:tblGrid>
@@ -75,14 +50,15 @@
           <w:p>
             <w:r>
               <w:rPr>
-                <w:rFonts w:ascii="Microsoft YaHei" w:hAnsi="Microsoft YaHei" w:eastAsia="Microsoft YaHei"/>
                 <w:b/>
               </w:rPr>
             </w:r>
             <w:r>
               <w:rPr>
-                <w:rFonts w:ascii="Microsoft YaHei" w:hAnsi="Microsoft YaHei" w:eastAsia="Microsoft YaHei"/>
+                <w:rFonts w:ascii="Times New Roman" w:hAnsi="Times New Roman"/>
                 <w:b/>
+                <w:i w:val="0"/>
+                <w:sz w:val="20"/>
               </w:rPr>
               <w:t>Figure</w:t>
             </w:r>
@@ -95,14 +71,15 @@
           <w:p>
             <w:r>
               <w:rPr>
-                <w:rFonts w:ascii="Microsoft YaHei" w:hAnsi="Microsoft YaHei" w:eastAsia="Microsoft YaHei"/>
                 <w:b/>
               </w:rPr>
             </w:r>
             <w:r>
               <w:rPr>
-                <w:rFonts w:ascii="Microsoft YaHei" w:hAnsi="Microsoft YaHei" w:eastAsia="Microsoft YaHei"/>
+                <w:rFonts w:ascii="Times New Roman" w:hAnsi="Times New Roman"/>
                 <w:b/>
+                <w:i w:val="0"/>
+                <w:sz w:val="20"/>
               </w:rPr>
               <w:t>Content</w:t>
             </w:r>
@@ -115,14 +92,15 @@
           <w:p>
             <w:r>
               <w:rPr>
-                <w:rFonts w:ascii="Microsoft YaHei" w:hAnsi="Microsoft YaHei" w:eastAsia="Microsoft YaHei"/>
                 <w:b/>
               </w:rPr>
             </w:r>
             <w:r>
               <w:rPr>
-                <w:rFonts w:ascii="Microsoft YaHei" w:hAnsi="Microsoft YaHei" w:eastAsia="Microsoft YaHei"/>
+                <w:rFonts w:ascii="Times New Roman" w:hAnsi="Times New Roman"/>
                 <w:b/>
+                <w:i w:val="0"/>
+                <w:sz w:val="20"/>
               </w:rPr>
               <w:t>Source table(s)</w:t>
             </w:r>
@@ -135,14 +113,15 @@
           <w:p>
             <w:r>
               <w:rPr>
-                <w:rFonts w:ascii="Microsoft YaHei" w:hAnsi="Microsoft YaHei" w:eastAsia="Microsoft YaHei"/>
                 <w:b/>
               </w:rPr>
             </w:r>
             <w:r>
               <w:rPr>
-                <w:rFonts w:ascii="Microsoft YaHei" w:hAnsi="Microsoft YaHei" w:eastAsia="Microsoft YaHei"/>
+                <w:rFonts w:ascii="Times New Roman" w:hAnsi="Times New Roman"/>
                 <w:b/>
+                <w:i w:val="0"/>
+                <w:sz w:val="20"/>
               </w:rPr>
               <w:t>File</w:t>
             </w:r>
@@ -158,7 +137,9 @@
             <w:r/>
             <w:r>
               <w:rPr>
-                <w:rFonts w:ascii="Microsoft YaHei" w:hAnsi="Microsoft YaHei" w:eastAsia="Microsoft YaHei"/>
+                <w:rFonts w:ascii="Times New Roman" w:hAnsi="Times New Roman"/>
+                <w:i w:val="0"/>
+                <w:sz w:val="20"/>
               </w:rPr>
               <w:t>Supplementary Fig. 1</w:t>
             </w:r>
@@ -172,7 +153,75 @@
             <w:r/>
             <w:r>
               <w:rPr>
-                <w:rFonts w:ascii="Microsoft YaHei" w:hAnsi="Microsoft YaHei" w:eastAsia="Microsoft YaHei"/>
+                <w:rFonts w:ascii="Times New Roman" w:hAnsi="Times New Roman"/>
+                <w:i w:val="0"/>
+                <w:sz w:val="20"/>
+              </w:rPr>
+              <w:t>STROBE participant flow (NHANES)</w:t>
+            </w:r>
+          </w:p>
+        </w:tc>
+        <w:tc>
+          <w:tcPr>
+            <w:tcW w:type="dxa" w:w="2160"/>
+          </w:tcPr>
+          <w:p>
+            <w:r/>
+            <w:r>
+              <w:rPr>
+                <w:rFonts w:ascii="Times New Roman" w:hAnsi="Times New Roman"/>
+                <w:i w:val="0"/>
+                <w:sz w:val="20"/>
+              </w:rPr>
+              <w:t>ST14, ST16, ST17, ST146, ST153</w:t>
+            </w:r>
+          </w:p>
+        </w:tc>
+        <w:tc>
+          <w:tcPr>
+            <w:tcW w:type="dxa" w:w="2160"/>
+          </w:tcPr>
+          <w:p>
+            <w:r/>
+            <w:r>
+              <w:rPr>
+                <w:rFonts w:ascii="Times New Roman" w:hAnsi="Times New Roman"/>
+                <w:i w:val="0"/>
+                <w:sz w:val="20"/>
+              </w:rPr>
+              <w:t>`Supplementary_Fig_1_participant_flow.png/.pdf`</w:t>
+            </w:r>
+          </w:p>
+        </w:tc>
+      </w:tr>
+      <w:tr>
+        <w:tc>
+          <w:tcPr>
+            <w:tcW w:type="dxa" w:w="2160"/>
+          </w:tcPr>
+          <w:p>
+            <w:r/>
+            <w:r>
+              <w:rPr>
+                <w:rFonts w:ascii="Times New Roman" w:hAnsi="Times New Roman"/>
+                <w:i w:val="0"/>
+                <w:sz w:val="20"/>
+              </w:rPr>
+              <w:t>Supplementary Fig. 2</w:t>
+            </w:r>
+          </w:p>
+        </w:tc>
+        <w:tc>
+          <w:tcPr>
+            <w:tcW w:type="dxa" w:w="2160"/>
+          </w:tcPr>
+          <w:p>
+            <w:r/>
+            <w:r>
+              <w:rPr>
+                <w:rFonts w:ascii="Times New Roman" w:hAnsi="Times New Roman"/>
+                <w:i w:val="0"/>
+                <w:sz w:val="20"/>
               </w:rPr>
               <w:t>Phenome-wide MR specificity scan</w:t>
             </w:r>
@@ -186,7 +235,9 @@
             <w:r/>
             <w:r>
               <w:rPr>
-                <w:rFonts w:ascii="Microsoft YaHei" w:hAnsi="Microsoft YaHei" w:eastAsia="Microsoft YaHei"/>
+                <w:rFonts w:ascii="Times New Roman" w:hAnsi="Times New Roman"/>
+                <w:i w:val="0"/>
+                <w:sz w:val="20"/>
               </w:rPr>
               <w:t>ST80</w:t>
             </w:r>
@@ -200,9 +251,11 @@
             <w:r/>
             <w:r>
               <w:rPr>
-                <w:rFonts w:ascii="Consolas" w:hAnsi="Consolas" w:eastAsia="Consolas"/>
+                <w:rFonts w:ascii="Times New Roman" w:hAnsi="Times New Roman"/>
+                <w:i w:val="0"/>
+                <w:sz w:val="20"/>
               </w:rPr>
-              <w:t>Supplementary_Fig_1_phenomewide.png</w:t>
+              <w:t>`Supplementary_Fig_2_phenomewide.png`</w:t>
             </w:r>
           </w:p>
         </w:tc>
@@ -216,9 +269,11 @@
             <w:r/>
             <w:r>
               <w:rPr>
-                <w:rFonts w:ascii="Microsoft YaHei" w:hAnsi="Microsoft YaHei" w:eastAsia="Microsoft YaHei"/>
+                <w:rFonts w:ascii="Times New Roman" w:hAnsi="Times New Roman"/>
+                <w:i w:val="0"/>
+                <w:sz w:val="20"/>
               </w:rPr>
-              <w:t>Supplementary Fig. 2</w:t>
+              <w:t>Supplementary Fig. 3</w:t>
             </w:r>
           </w:p>
         </w:tc>
@@ -230,7 +285,273 @@
             <w:r/>
             <w:r>
               <w:rPr>
-                <w:rFonts w:ascii="Microsoft YaHei" w:hAnsi="Microsoft YaHei" w:eastAsia="Microsoft YaHei"/>
+                <w:rFonts w:ascii="Times New Roman" w:hAnsi="Times New Roman"/>
+                <w:i w:val="0"/>
+                <w:sz w:val="20"/>
+              </w:rPr>
+              <w:t>Onset-stratified asthma MR</w:t>
+            </w:r>
+          </w:p>
+        </w:tc>
+        <w:tc>
+          <w:tcPr>
+            <w:tcW w:type="dxa" w:w="2160"/>
+          </w:tcPr>
+          <w:p>
+            <w:r/>
+            <w:r>
+              <w:rPr>
+                <w:rFonts w:ascii="Times New Roman" w:hAnsi="Times New Roman"/>
+                <w:i w:val="0"/>
+                <w:sz w:val="20"/>
+              </w:rPr>
+              <w:t>ST94</w:t>
+            </w:r>
+          </w:p>
+        </w:tc>
+        <w:tc>
+          <w:tcPr>
+            <w:tcW w:type="dxa" w:w="2160"/>
+          </w:tcPr>
+          <w:p>
+            <w:r/>
+            <w:r>
+              <w:rPr>
+                <w:rFonts w:ascii="Times New Roman" w:hAnsi="Times New Roman"/>
+                <w:i w:val="0"/>
+                <w:sz w:val="20"/>
+              </w:rPr>
+              <w:t>`Supplementary_Fig_3_onset.png`</w:t>
+            </w:r>
+          </w:p>
+        </w:tc>
+      </w:tr>
+      <w:tr>
+        <w:tc>
+          <w:tcPr>
+            <w:tcW w:type="dxa" w:w="2160"/>
+          </w:tcPr>
+          <w:p>
+            <w:r/>
+            <w:r>
+              <w:rPr>
+                <w:rFonts w:ascii="Times New Roman" w:hAnsi="Times New Roman"/>
+                <w:i w:val="0"/>
+                <w:sz w:val="20"/>
+              </w:rPr>
+              <w:t>Supplementary Fig. 4</w:t>
+            </w:r>
+          </w:p>
+        </w:tc>
+        <w:tc>
+          <w:tcPr>
+            <w:tcW w:type="dxa" w:w="2160"/>
+          </w:tcPr>
+          <w:p>
+            <w:r/>
+            <w:r>
+              <w:rPr>
+                <w:rFonts w:ascii="Times New Roman" w:hAnsi="Times New Roman"/>
+                <w:i w:val="0"/>
+                <w:sz w:val="20"/>
+              </w:rPr>
+              <w:t>Set-point drift model (T2SPD)</w:t>
+            </w:r>
+          </w:p>
+        </w:tc>
+        <w:tc>
+          <w:tcPr>
+            <w:tcW w:type="dxa" w:w="2160"/>
+          </w:tcPr>
+          <w:p>
+            <w:r/>
+            <w:r>
+              <w:rPr>
+                <w:rFonts w:ascii="Times New Roman" w:hAnsi="Times New Roman"/>
+                <w:i w:val="0"/>
+                <w:sz w:val="20"/>
+              </w:rPr>
+              <w:t>ST153-ST155</w:t>
+            </w:r>
+          </w:p>
+        </w:tc>
+        <w:tc>
+          <w:tcPr>
+            <w:tcW w:type="dxa" w:w="2160"/>
+          </w:tcPr>
+          <w:p>
+            <w:r/>
+            <w:r>
+              <w:rPr>
+                <w:rFonts w:ascii="Times New Roman" w:hAnsi="Times New Roman"/>
+                <w:i w:val="0"/>
+                <w:sz w:val="20"/>
+              </w:rPr>
+              <w:t>`Supplementary_Fig_4_t2spd.png/.pdf`</w:t>
+            </w:r>
+          </w:p>
+        </w:tc>
+      </w:tr>
+      <w:tr>
+        <w:tc>
+          <w:tcPr>
+            <w:tcW w:type="dxa" w:w="2160"/>
+          </w:tcPr>
+          <w:p>
+            <w:r/>
+            <w:r>
+              <w:rPr>
+                <w:rFonts w:ascii="Times New Roman" w:hAnsi="Times New Roman"/>
+                <w:i w:val="0"/>
+                <w:sz w:val="20"/>
+              </w:rPr>
+              <w:t>Supplementary Fig. 5</w:t>
+            </w:r>
+          </w:p>
+        </w:tc>
+        <w:tc>
+          <w:tcPr>
+            <w:tcW w:type="dxa" w:w="2160"/>
+          </w:tcPr>
+          <w:p>
+            <w:r/>
+            <w:r>
+              <w:rPr>
+                <w:rFonts w:ascii="Times New Roman" w:hAnsi="Times New Roman"/>
+                <w:i w:val="0"/>
+                <w:sz w:val="20"/>
+              </w:rPr>
+              <w:t>Blood-cell-trait decomposition MR</w:t>
+            </w:r>
+          </w:p>
+        </w:tc>
+        <w:tc>
+          <w:tcPr>
+            <w:tcW w:type="dxa" w:w="2160"/>
+          </w:tcPr>
+          <w:p>
+            <w:r/>
+            <w:r>
+              <w:rPr>
+                <w:rFonts w:ascii="Times New Roman" w:hAnsi="Times New Roman"/>
+                <w:i w:val="0"/>
+                <w:sz w:val="20"/>
+              </w:rPr>
+              <w:t>ST89</w:t>
+            </w:r>
+          </w:p>
+        </w:tc>
+        <w:tc>
+          <w:tcPr>
+            <w:tcW w:type="dxa" w:w="2160"/>
+          </w:tcPr>
+          <w:p>
+            <w:r/>
+            <w:r>
+              <w:rPr>
+                <w:rFonts w:ascii="Times New Roman" w:hAnsi="Times New Roman"/>
+                <w:i w:val="0"/>
+                <w:sz w:val="20"/>
+              </w:rPr>
+              <w:t>`Supplementary_Fig_5_bloodtrait.png`</w:t>
+            </w:r>
+          </w:p>
+        </w:tc>
+      </w:tr>
+      <w:tr>
+        <w:tc>
+          <w:tcPr>
+            <w:tcW w:type="dxa" w:w="2160"/>
+          </w:tcPr>
+          <w:p>
+            <w:r/>
+            <w:r>
+              <w:rPr>
+                <w:rFonts w:ascii="Times New Roman" w:hAnsi="Times New Roman"/>
+                <w:i w:val="0"/>
+                <w:sz w:val="20"/>
+              </w:rPr>
+              <w:t>Supplementary Fig. 6</w:t>
+            </w:r>
+          </w:p>
+        </w:tc>
+        <w:tc>
+          <w:tcPr>
+            <w:tcW w:type="dxa" w:w="2160"/>
+          </w:tcPr>
+          <w:p>
+            <w:r/>
+            <w:r>
+              <w:rPr>
+                <w:rFonts w:ascii="Times New Roman" w:hAnsi="Times New Roman"/>
+                <w:i w:val="0"/>
+                <w:sz w:val="20"/>
+              </w:rPr>
+              <w:t>NHANES target-trial emulation</w:t>
+            </w:r>
+          </w:p>
+        </w:tc>
+        <w:tc>
+          <w:tcPr>
+            <w:tcW w:type="dxa" w:w="2160"/>
+          </w:tcPr>
+          <w:p>
+            <w:r/>
+            <w:r>
+              <w:rPr>
+                <w:rFonts w:ascii="Times New Roman" w:hAnsi="Times New Roman"/>
+                <w:i w:val="0"/>
+                <w:sz w:val="20"/>
+              </w:rPr>
+              <w:t>ST146</w:t>
+            </w:r>
+          </w:p>
+        </w:tc>
+        <w:tc>
+          <w:tcPr>
+            <w:tcW w:type="dxa" w:w="2160"/>
+          </w:tcPr>
+          <w:p>
+            <w:r/>
+            <w:r>
+              <w:rPr>
+                <w:rFonts w:ascii="Times New Roman" w:hAnsi="Times New Roman"/>
+                <w:i w:val="0"/>
+                <w:sz w:val="20"/>
+              </w:rPr>
+              <w:t>`Supplementary_Fig_6_target_trial_forest.png/.pdf`</w:t>
+            </w:r>
+          </w:p>
+        </w:tc>
+      </w:tr>
+      <w:tr>
+        <w:tc>
+          <w:tcPr>
+            <w:tcW w:type="dxa" w:w="2160"/>
+          </w:tcPr>
+          <w:p>
+            <w:r/>
+            <w:r>
+              <w:rPr>
+                <w:rFonts w:ascii="Times New Roman" w:hAnsi="Times New Roman"/>
+                <w:i w:val="0"/>
+                <w:sz w:val="20"/>
+              </w:rPr>
+              <w:t>Supplementary Fig. 7</w:t>
+            </w:r>
+          </w:p>
+        </w:tc>
+        <w:tc>
+          <w:tcPr>
+            <w:tcW w:type="dxa" w:w="2160"/>
+          </w:tcPr>
+          <w:p>
+            <w:r/>
+            <w:r>
+              <w:rPr>
+                <w:rFonts w:ascii="Times New Roman" w:hAnsi="Times New Roman"/>
+                <w:i w:val="0"/>
+                <w:sz w:val="20"/>
               </w:rPr>
               <w:t>HRS longitudinal validation and early-warning signals</w:t>
             </w:r>
@@ -244,9 +565,11 @@
             <w:r/>
             <w:r>
               <w:rPr>
-                <w:rFonts w:ascii="Microsoft YaHei" w:hAnsi="Microsoft YaHei" w:eastAsia="Microsoft YaHei"/>
+                <w:rFonts w:ascii="Times New Roman" w:hAnsi="Times New Roman"/>
+                <w:i w:val="0"/>
+                <w:sz w:val="20"/>
               </w:rPr>
-              <w:t>ST83, ST86</w:t>
+              <w:t>ST83-ST86</w:t>
             </w:r>
           </w:p>
         </w:tc>
@@ -258,9 +581,11 @@
             <w:r/>
             <w:r>
               <w:rPr>
-                <w:rFonts w:ascii="Consolas" w:hAnsi="Consolas" w:eastAsia="Consolas"/>
+                <w:rFonts w:ascii="Times New Roman" w:hAnsi="Times New Roman"/>
+                <w:i w:val="0"/>
+                <w:sz w:val="20"/>
               </w:rPr>
-              <w:t>Supplementary_Fig_2_hrs.png</w:t>
+              <w:t>`Supplementary_Fig_7_hrs.png`</w:t>
             </w:r>
           </w:p>
         </w:tc>
@@ -274,9 +599,11 @@
             <w:r/>
             <w:r>
               <w:rPr>
-                <w:rFonts w:ascii="Microsoft YaHei" w:hAnsi="Microsoft YaHei" w:eastAsia="Microsoft YaHei"/>
+                <w:rFonts w:ascii="Times New Roman" w:hAnsi="Times New Roman"/>
+                <w:i w:val="0"/>
+                <w:sz w:val="20"/>
               </w:rPr>
-              <w:t>Supplementary Fig. 3</w:t>
+              <w:t>Supplementary Fig. 8</w:t>
             </w:r>
           </w:p>
         </w:tc>
@@ -288,9 +615,11 @@
             <w:r/>
             <w:r>
               <w:rPr>
-                <w:rFonts w:ascii="Microsoft YaHei" w:hAnsi="Microsoft YaHei" w:eastAsia="Microsoft YaHei"/>
+                <w:rFonts w:ascii="Times New Roman" w:hAnsi="Times New Roman"/>
+                <w:i w:val="0"/>
+                <w:sz w:val="20"/>
               </w:rPr>
-              <w:t>OneK1K independent cell-type MR (FDR-significant pairs)</w:t>
+              <w:t>OneK1K independent cell-type MR</w:t>
             </w:r>
           </w:p>
         </w:tc>
@@ -302,7 +631,9 @@
             <w:r/>
             <w:r>
               <w:rPr>
-                <w:rFonts w:ascii="Microsoft YaHei" w:hAnsi="Microsoft YaHei" w:eastAsia="Microsoft YaHei"/>
+                <w:rFonts w:ascii="Times New Roman" w:hAnsi="Times New Roman"/>
+                <w:i w:val="0"/>
+                <w:sz w:val="20"/>
               </w:rPr>
               <w:t>ST88</w:t>
             </w:r>
@@ -316,9 +647,11 @@
             <w:r/>
             <w:r>
               <w:rPr>
-                <w:rFonts w:ascii="Consolas" w:hAnsi="Consolas" w:eastAsia="Consolas"/>
+                <w:rFonts w:ascii="Times New Roman" w:hAnsi="Times New Roman"/>
+                <w:i w:val="0"/>
+                <w:sz w:val="20"/>
               </w:rPr>
-              <w:t>Supplementary_Fig_3_onek1k.png</w:t>
+              <w:t>`Supplementary_Fig_8_onek1k.png`</w:t>
             </w:r>
           </w:p>
         </w:tc>
@@ -332,9 +665,11 @@
             <w:r/>
             <w:r>
               <w:rPr>
-                <w:rFonts w:ascii="Microsoft YaHei" w:hAnsi="Microsoft YaHei" w:eastAsia="Microsoft YaHei"/>
+                <w:rFonts w:ascii="Times New Roman" w:hAnsi="Times New Roman"/>
+                <w:i w:val="0"/>
+                <w:sz w:val="20"/>
               </w:rPr>
-              <w:t>Supplementary Fig. 4</w:t>
+              <w:t>Supplementary Fig. 9</w:t>
             </w:r>
           </w:p>
         </w:tc>
@@ -346,9 +681,11 @@
             <w:r/>
             <w:r>
               <w:rPr>
-                <w:rFonts w:ascii="Microsoft YaHei" w:hAnsi="Microsoft YaHei" w:eastAsia="Microsoft YaHei"/>
+                <w:rFonts w:ascii="Times New Roman" w:hAnsi="Times New Roman"/>
+                <w:i w:val="0"/>
+                <w:sz w:val="20"/>
               </w:rPr>
-              <w:t>Blood-cell-trait decomposition MR</w:t>
+              <w:t>Disease-signature transfer (GSE193816, descriptive)</w:t>
             </w:r>
           </w:p>
         </w:tc>
@@ -360,9 +697,11 @@
             <w:r/>
             <w:r>
               <w:rPr>
-                <w:rFonts w:ascii="Microsoft YaHei" w:hAnsi="Microsoft YaHei" w:eastAsia="Microsoft YaHei"/>
+                <w:rFonts w:ascii="Times New Roman" w:hAnsi="Times New Roman"/>
+                <w:i w:val="0"/>
+                <w:sz w:val="20"/>
               </w:rPr>
-              <w:t>ST89</w:t>
+              <w:t>GSE193816 airway allergen-challenge h5ad</w:t>
             </w:r>
           </w:p>
         </w:tc>
@@ -374,9 +713,11 @@
             <w:r/>
             <w:r>
               <w:rPr>
-                <w:rFonts w:ascii="Consolas" w:hAnsi="Consolas" w:eastAsia="Consolas"/>
+                <w:rFonts w:ascii="Times New Roman" w:hAnsi="Times New Roman"/>
+                <w:i w:val="0"/>
+                <w:sz w:val="20"/>
               </w:rPr>
-              <w:t>Supplementary_Fig_4_bloodtrait.png</w:t>
+              <w:t>`Supplementary_Fig_9_signature_transfer.png`</w:t>
             </w:r>
           </w:p>
         </w:tc>
@@ -390,9 +731,11 @@
             <w:r/>
             <w:r>
               <w:rPr>
-                <w:rFonts w:ascii="Microsoft YaHei" w:hAnsi="Microsoft YaHei" w:eastAsia="Microsoft YaHei"/>
+                <w:rFonts w:ascii="Times New Roman" w:hAnsi="Times New Roman"/>
+                <w:i w:val="0"/>
+                <w:sz w:val="20"/>
               </w:rPr>
-              <w:t>Supplementary Fig. 5</w:t>
+              <w:t>Supplementary Fig. 10</w:t>
             </w:r>
           </w:p>
         </w:tc>
@@ -404,9 +747,11 @@
             <w:r/>
             <w:r>
               <w:rPr>
-                <w:rFonts w:ascii="Microsoft YaHei" w:hAnsi="Microsoft YaHei" w:eastAsia="Microsoft YaHei"/>
+                <w:rFonts w:ascii="Times New Roman" w:hAnsi="Times New Roman"/>
+                <w:i w:val="0"/>
+                <w:sz w:val="20"/>
               </w:rPr>
-              <w:t>Single-cell ageing atlas (FDR-significant age slopes)</w:t>
+              <w:t>Single-cell ageing atlas</w:t>
             </w:r>
           </w:p>
         </w:tc>
@@ -418,9 +763,11 @@
             <w:r/>
             <w:r>
               <w:rPr>
-                <w:rFonts w:ascii="Microsoft YaHei" w:hAnsi="Microsoft YaHei" w:eastAsia="Microsoft YaHei"/>
+                <w:rFonts w:ascii="Times New Roman" w:hAnsi="Times New Roman"/>
+                <w:i w:val="0"/>
+                <w:sz w:val="20"/>
               </w:rPr>
-              <w:t>ST90</w:t>
+              <w:t>ST90-ST92</w:t>
             </w:r>
           </w:p>
         </w:tc>
@@ -432,9 +779,11 @@
             <w:r/>
             <w:r>
               <w:rPr>
-                <w:rFonts w:ascii="Consolas" w:hAnsi="Consolas" w:eastAsia="Consolas"/>
+                <w:rFonts w:ascii="Times New Roman" w:hAnsi="Times New Roman"/>
+                <w:i w:val="0"/>
+                <w:sz w:val="20"/>
               </w:rPr>
-              <w:t>Supplementary_Fig_5_sc_atlas.png</w:t>
+              <w:t>`Supplementary_Fig_10_sc_atlas.png`</w:t>
             </w:r>
           </w:p>
         </w:tc>
@@ -448,9 +797,11 @@
             <w:r/>
             <w:r>
               <w:rPr>
-                <w:rFonts w:ascii="Microsoft YaHei" w:hAnsi="Microsoft YaHei" w:eastAsia="Microsoft YaHei"/>
+                <w:rFonts w:ascii="Times New Roman" w:hAnsi="Times New Roman"/>
+                <w:i w:val="0"/>
+                <w:sz w:val="20"/>
               </w:rPr>
-              <w:t>Supplementary Fig. 6</w:t>
+              <w:t>Supplementary Fig. 11</w:t>
             </w:r>
           </w:p>
         </w:tc>
@@ -462,7 +813,141 @@
             <w:r/>
             <w:r>
               <w:rPr>
-                <w:rFonts w:ascii="Microsoft YaHei" w:hAnsi="Microsoft YaHei" w:eastAsia="Microsoft YaHei"/>
+                <w:rFonts w:ascii="Times New Roman" w:hAnsi="Times New Roman"/>
+                <w:i w:val="0"/>
+                <w:sz w:val="20"/>
+              </w:rPr>
+              <w:t>Donor-level regulatory-T-cell expression by age</w:t>
+            </w:r>
+          </w:p>
+        </w:tc>
+        <w:tc>
+          <w:tcPr>
+            <w:tcW w:type="dxa" w:w="2160"/>
+          </w:tcPr>
+          <w:p>
+            <w:r/>
+            <w:r>
+              <w:rPr>
+                <w:rFonts w:ascii="Times New Roman" w:hAnsi="Times New Roman"/>
+                <w:i w:val="0"/>
+                <w:sz w:val="20"/>
+              </w:rPr>
+              <w:t>ST116, ST139, ST140</w:t>
+            </w:r>
+          </w:p>
+        </w:tc>
+        <w:tc>
+          <w:tcPr>
+            <w:tcW w:type="dxa" w:w="2160"/>
+          </w:tcPr>
+          <w:p>
+            <w:r/>
+            <w:r>
+              <w:rPr>
+                <w:rFonts w:ascii="Times New Roman" w:hAnsi="Times New Roman"/>
+                <w:i w:val="0"/>
+                <w:sz w:val="20"/>
+              </w:rPr>
+              <w:t>`Supplementary_Fig_11_treg_age_expression.png/.pdf`</w:t>
+            </w:r>
+          </w:p>
+        </w:tc>
+      </w:tr>
+      <w:tr>
+        <w:tc>
+          <w:tcPr>
+            <w:tcW w:type="dxa" w:w="2160"/>
+          </w:tcPr>
+          <w:p>
+            <w:r/>
+            <w:r>
+              <w:rPr>
+                <w:rFonts w:ascii="Times New Roman" w:hAnsi="Times New Roman"/>
+                <w:i w:val="0"/>
+                <w:sz w:val="20"/>
+              </w:rPr>
+              <w:t>Supplementary Fig. 12</w:t>
+            </w:r>
+          </w:p>
+        </w:tc>
+        <w:tc>
+          <w:tcPr>
+            <w:tcW w:type="dxa" w:w="2160"/>
+          </w:tcPr>
+          <w:p>
+            <w:r/>
+            <w:r>
+              <w:rPr>
+                <w:rFonts w:ascii="Times New Roman" w:hAnsi="Times New Roman"/>
+                <w:i w:val="0"/>
+                <w:sz w:val="20"/>
+              </w:rPr>
+              <w:t>Immune-atlas cell-source expression rates</w:t>
+            </w:r>
+          </w:p>
+        </w:tc>
+        <w:tc>
+          <w:tcPr>
+            <w:tcW w:type="dxa" w:w="2160"/>
+          </w:tcPr>
+          <w:p>
+            <w:r/>
+            <w:r>
+              <w:rPr>
+                <w:rFonts w:ascii="Times New Roman" w:hAnsi="Times New Roman"/>
+                <w:i w:val="0"/>
+                <w:sz w:val="20"/>
+              </w:rPr>
+              <w:t>ST141</w:t>
+            </w:r>
+          </w:p>
+        </w:tc>
+        <w:tc>
+          <w:tcPr>
+            <w:tcW w:type="dxa" w:w="2160"/>
+          </w:tcPr>
+          <w:p>
+            <w:r/>
+            <w:r>
+              <w:rPr>
+                <w:rFonts w:ascii="Times New Roman" w:hAnsi="Times New Roman"/>
+                <w:i w:val="0"/>
+                <w:sz w:val="20"/>
+              </w:rPr>
+              <w:t>`Supplementary_Fig_12_immune_cell_source.png/.pdf`</w:t>
+            </w:r>
+          </w:p>
+        </w:tc>
+      </w:tr>
+      <w:tr>
+        <w:tc>
+          <w:tcPr>
+            <w:tcW w:type="dxa" w:w="2160"/>
+          </w:tcPr>
+          <w:p>
+            <w:r/>
+            <w:r>
+              <w:rPr>
+                <w:rFonts w:ascii="Times New Roman" w:hAnsi="Times New Roman"/>
+                <w:i w:val="0"/>
+                <w:sz w:val="20"/>
+              </w:rPr>
+              <w:t>Supplementary Fig. 13</w:t>
+            </w:r>
+          </w:p>
+        </w:tc>
+        <w:tc>
+          <w:tcPr>
+            <w:tcW w:type="dxa" w:w="2160"/>
+          </w:tcPr>
+          <w:p>
+            <w:r/>
+            <w:r>
+              <w:rPr>
+                <w:rFonts w:ascii="Times New Roman" w:hAnsi="Times New Roman"/>
+                <w:i w:val="0"/>
+                <w:sz w:val="20"/>
               </w:rPr>
               <w:t>IL18 / TNFSF14 cell of origin</w:t>
             </w:r>
@@ -476,7 +961,9 @@
             <w:r/>
             <w:r>
               <w:rPr>
-                <w:rFonts w:ascii="Microsoft YaHei" w:hAnsi="Microsoft YaHei" w:eastAsia="Microsoft YaHei"/>
+                <w:rFonts w:ascii="Times New Roman" w:hAnsi="Times New Roman"/>
+                <w:i w:val="0"/>
+                <w:sz w:val="20"/>
               </w:rPr>
               <w:t>ST93</w:t>
             </w:r>
@@ -490,9 +977,11 @@
             <w:r/>
             <w:r>
               <w:rPr>
-                <w:rFonts w:ascii="Consolas" w:hAnsi="Consolas" w:eastAsia="Consolas"/>
+                <w:rFonts w:ascii="Times New Roman" w:hAnsi="Times New Roman"/>
+                <w:i w:val="0"/>
+                <w:sz w:val="20"/>
               </w:rPr>
-              <w:t>Supplementary_Fig_6_target_cells.png</w:t>
+              <w:t>`Supplementary_Fig_13_target_cells.png`</w:t>
             </w:r>
           </w:p>
         </w:tc>
@@ -506,9 +995,11 @@
             <w:r/>
             <w:r>
               <w:rPr>
-                <w:rFonts w:ascii="Microsoft YaHei" w:hAnsi="Microsoft YaHei" w:eastAsia="Microsoft YaHei"/>
+                <w:rFonts w:ascii="Times New Roman" w:hAnsi="Times New Roman"/>
+                <w:i w:val="0"/>
+                <w:sz w:val="20"/>
               </w:rPr>
-              <w:t>Supplementary Fig. 7</w:t>
+              <w:t>Supplementary Fig. 14</w:t>
             </w:r>
           </w:p>
         </w:tc>
@@ -520,9 +1011,11 @@
             <w:r/>
             <w:r>
               <w:rPr>
-                <w:rFonts w:ascii="Microsoft YaHei" w:hAnsi="Microsoft YaHei" w:eastAsia="Microsoft YaHei"/>
+                <w:rFonts w:ascii="Times New Roman" w:hAnsi="Times New Roman"/>
+                <w:i w:val="0"/>
+                <w:sz w:val="20"/>
               </w:rPr>
-              <w:t>Disease-signature transfer (GSE193816, descriptive)</w:t>
+              <w:t>Lung-atlas localization of IL18, IL33 and TSLP</w:t>
             </w:r>
           </w:p>
         </w:tc>
@@ -534,9 +1027,11 @@
             <w:r/>
             <w:r>
               <w:rPr>
-                <w:rFonts w:ascii="Microsoft YaHei" w:hAnsi="Microsoft YaHei" w:eastAsia="Microsoft YaHei"/>
+                <w:rFonts w:ascii="Times New Roman" w:hAnsi="Times New Roman"/>
+                <w:i w:val="0"/>
+                <w:sz w:val="20"/>
               </w:rPr>
-              <w:t>GSE193816 airway allergen-challenge h5ad</w:t>
+              <w:t>ST145</w:t>
             </w:r>
           </w:p>
         </w:tc>
@@ -548,9 +1043,11 @@
             <w:r/>
             <w:r>
               <w:rPr>
-                <w:rFonts w:ascii="Consolas" w:hAnsi="Consolas" w:eastAsia="Consolas"/>
+                <w:rFonts w:ascii="Times New Roman" w:hAnsi="Times New Roman"/>
+                <w:i w:val="0"/>
+                <w:sz w:val="20"/>
               </w:rPr>
-              <w:t>Supplementary_Fig_7_signature_transfer.png</w:t>
+              <w:t>`Supplementary_Fig_14_lung_localization.png/.pdf`</w:t>
             </w:r>
           </w:p>
         </w:tc>
@@ -564,9 +1061,11 @@
             <w:r/>
             <w:r>
               <w:rPr>
-                <w:rFonts w:ascii="Microsoft YaHei" w:hAnsi="Microsoft YaHei" w:eastAsia="Microsoft YaHei"/>
+                <w:rFonts w:ascii="Times New Roman" w:hAnsi="Times New Roman"/>
+                <w:i w:val="0"/>
+                <w:sz w:val="20"/>
               </w:rPr>
-              <w:t>Supplementary Fig. 8</w:t>
+              <w:t>Supplementary Fig. 15</w:t>
             </w:r>
           </w:p>
         </w:tc>
@@ -578,9 +1077,11 @@
             <w:r/>
             <w:r>
               <w:rPr>
-                <w:rFonts w:ascii="Microsoft YaHei" w:hAnsi="Microsoft YaHei" w:eastAsia="Microsoft YaHei"/>
+                <w:rFonts w:ascii="Times New Roman" w:hAnsi="Times New Roman"/>
+                <w:i w:val="0"/>
+                <w:sz w:val="20"/>
               </w:rPr>
-              <w:t>Onset-stratified asthma MR</w:t>
+              <w:t>Molecular mediation MR</w:t>
             </w:r>
           </w:p>
         </w:tc>
@@ -592,9 +1093,11 @@
             <w:r/>
             <w:r>
               <w:rPr>
-                <w:rFonts w:ascii="Microsoft YaHei" w:hAnsi="Microsoft YaHei" w:eastAsia="Microsoft YaHei"/>
+                <w:rFonts w:ascii="Times New Roman" w:hAnsi="Times New Roman"/>
+                <w:i w:val="0"/>
+                <w:sz w:val="20"/>
               </w:rPr>
-              <w:t>ST94</w:t>
+              <w:t>ST99</w:t>
             </w:r>
           </w:p>
         </w:tc>
@@ -606,9 +1109,11 @@
             <w:r/>
             <w:r>
               <w:rPr>
-                <w:rFonts w:ascii="Consolas" w:hAnsi="Consolas" w:eastAsia="Consolas"/>
+                <w:rFonts w:ascii="Times New Roman" w:hAnsi="Times New Roman"/>
+                <w:i w:val="0"/>
+                <w:sz w:val="20"/>
               </w:rPr>
-              <w:t>Supplementary_Fig_8_onset.png</w:t>
+              <w:t>`Supplementary_Fig_15_mediation.png`</w:t>
             </w:r>
           </w:p>
         </w:tc>
@@ -622,9 +1127,11 @@
             <w:r/>
             <w:r>
               <w:rPr>
-                <w:rFonts w:ascii="Microsoft YaHei" w:hAnsi="Microsoft YaHei" w:eastAsia="Microsoft YaHei"/>
+                <w:rFonts w:ascii="Times New Roman" w:hAnsi="Times New Roman"/>
+                <w:i w:val="0"/>
+                <w:sz w:val="20"/>
               </w:rPr>
-              <w:t>Supplementary Fig. 9</w:t>
+              <w:t>Supplementary Fig. 16</w:t>
             </w:r>
           </w:p>
         </w:tc>
@@ -636,65 +1143,9 @@
             <w:r/>
             <w:r>
               <w:rPr>
-                <w:rFonts w:ascii="Microsoft YaHei" w:hAnsi="Microsoft YaHei" w:eastAsia="Microsoft YaHei"/>
-              </w:rPr>
-              <w:t>Molecular mediation MR</w:t>
-            </w:r>
-          </w:p>
-        </w:tc>
-        <w:tc>
-          <w:tcPr>
-            <w:tcW w:type="dxa" w:w="2160"/>
-          </w:tcPr>
-          <w:p>
-            <w:r/>
-            <w:r>
-              <w:rPr>
-                <w:rFonts w:ascii="Microsoft YaHei" w:hAnsi="Microsoft YaHei" w:eastAsia="Microsoft YaHei"/>
-              </w:rPr>
-              <w:t>ST99</w:t>
-            </w:r>
-          </w:p>
-        </w:tc>
-        <w:tc>
-          <w:tcPr>
-            <w:tcW w:type="dxa" w:w="2160"/>
-          </w:tcPr>
-          <w:p>
-            <w:r/>
-            <w:r>
-              <w:rPr>
-                <w:rFonts w:ascii="Consolas" w:hAnsi="Consolas" w:eastAsia="Consolas"/>
-              </w:rPr>
-              <w:t>Supplementary_Fig_9_mediation.png</w:t>
-            </w:r>
-          </w:p>
-        </w:tc>
-      </w:tr>
-      <w:tr>
-        <w:tc>
-          <w:tcPr>
-            <w:tcW w:type="dxa" w:w="2160"/>
-          </w:tcPr>
-          <w:p>
-            <w:r/>
-            <w:r>
-              <w:rPr>
-                <w:rFonts w:ascii="Microsoft YaHei" w:hAnsi="Microsoft YaHei" w:eastAsia="Microsoft YaHei"/>
-              </w:rPr>
-              <w:t>Supplementary Fig. 10</w:t>
-            </w:r>
-          </w:p>
-        </w:tc>
-        <w:tc>
-          <w:tcPr>
-            <w:tcW w:type="dxa" w:w="2160"/>
-          </w:tcPr>
-          <w:p>
-            <w:r/>
-            <w:r>
-              <w:rPr>
-                <w:rFonts w:ascii="Microsoft YaHei" w:hAnsi="Microsoft YaHei" w:eastAsia="Microsoft YaHei"/>
+                <w:rFonts w:ascii="Times New Roman" w:hAnsi="Times New Roman"/>
+                <w:i w:val="0"/>
+                <w:sz w:val="20"/>
               </w:rPr>
               <w:t>GTEx tissue-context eQTL</w:t>
             </w:r>
@@ -708,7 +1159,9 @@
             <w:r/>
             <w:r>
               <w:rPr>
-                <w:rFonts w:ascii="Microsoft YaHei" w:hAnsi="Microsoft YaHei" w:eastAsia="Microsoft YaHei"/>
+                <w:rFonts w:ascii="Times New Roman" w:hAnsi="Times New Roman"/>
+                <w:i w:val="0"/>
+                <w:sz w:val="20"/>
               </w:rPr>
               <w:t>ST100</w:t>
             </w:r>
@@ -722,9 +1175,11 @@
             <w:r/>
             <w:r>
               <w:rPr>
-                <w:rFonts w:ascii="Consolas" w:hAnsi="Consolas" w:eastAsia="Consolas"/>
+                <w:rFonts w:ascii="Times New Roman" w:hAnsi="Times New Roman"/>
+                <w:i w:val="0"/>
+                <w:sz w:val="20"/>
               </w:rPr>
-              <w:t>Supplementary_Fig_10_gtex.png</w:t>
+              <w:t>`Supplementary_Fig_16_gtex.png`</w:t>
             </w:r>
           </w:p>
         </w:tc>
@@ -732,63 +1187,16 @@
     </w:tbl>
     <w:p/>
     <w:p>
+      <w:pPr>
+        <w:spacing w:after="120" w:line="480" w:lineRule="auto"/>
+      </w:pPr>
       <w:r>
         <w:rPr>
-          <w:rFonts w:ascii="Microsoft YaHei" w:hAnsi="Microsoft YaHei" w:eastAsia="Microsoft YaHei"/>
+          <w:rFonts w:ascii="Times New Roman" w:hAnsi="Times New Roman"/>
+          <w:i w:val="0"/>
+          <w:sz w:val="24"/>
         </w:rPr>
-        <w:t>Supplementary Fig. 7 was regenerated from the allergen-challenge airway dataset</w:t>
-      </w:r>
-    </w:p>
-    <w:p>
-      <w:r>
-        <w:rPr>
-          <w:rFonts w:ascii="Microsoft YaHei" w:hAnsi="Microsoft YaHei" w:eastAsia="Microsoft YaHei"/>
-        </w:rPr>
-        <w:t xml:space="preserve">(GSE193816; </w:t>
-      </w:r>
-      <w:r>
-        <w:rPr>
-          <w:rFonts w:ascii="Consolas" w:hAnsi="Consolas" w:eastAsia="Consolas"/>
-        </w:rPr>
-        <w:t>src/r7/03_disease_signature_transfer.py</w:t>
-      </w:r>
-      <w:r>
-        <w:rPr>
-          <w:rFonts w:ascii="Microsoft YaHei" w:hAnsi="Microsoft YaHei" w:eastAsia="Microsoft YaHei"/>
-        </w:rPr>
-        <w:t>); the reproduced cell-level</w:t>
-      </w:r>
-    </w:p>
-    <w:p>
-      <w:r>
-        <w:rPr>
-          <w:rFonts w:ascii="Microsoft YaHei" w:hAnsi="Microsoft YaHei" w:eastAsia="Microsoft YaHei"/>
-        </w:rPr>
-        <w:t>correlations match the SI (ageing-vs-Th2 r = 0.178; ageing-vs-alarmin r = 0.007).</w:t>
-      </w:r>
-    </w:p>
-    <w:p>
-      <w:r>
-        <w:rPr>
-          <w:rFonts w:ascii="Microsoft YaHei" w:hAnsi="Microsoft YaHei" w:eastAsia="Microsoft YaHei"/>
-        </w:rPr>
-        <w:t>It remains descriptive (cell-level pseudoreplication), per Supplementary Note 5(vii).</w:t>
-      </w:r>
-    </w:p>
-    <w:p>
-      <w:r>
-        <w:rPr>
-          <w:rFonts w:ascii="Microsoft YaHei" w:hAnsi="Microsoft YaHei" w:eastAsia="Microsoft YaHei"/>
-        </w:rPr>
-        <w:t>The single-cell atlas figures (5, 6) derive from Tabula Sapiens 2.0 h5ad files</w:t>
-      </w:r>
-    </w:p>
-    <w:p>
-      <w:r>
-        <w:rPr>
-          <w:rFonts w:ascii="Microsoft YaHei" w:hAnsi="Microsoft YaHei" w:eastAsia="Microsoft YaHei"/>
-        </w:rPr>
-        <w:t>(Blood, Lung, large/small intestine, Immune).</w:t>
+        <w:t>Notes: Supplementary Fig. 9 was regenerated from the allergen-challenge airway dataset (GSE193816) and remains descriptive (cell-level pseudoreplication; Supplementary Note 5(vii)). The single-cell atlas figures (10, 11, 13) derive from Tabula Sapiens 2.0 h5ad files. Supplementary Fig. 1 is the STROBE participant-flow diagram for NHANES.</w:t>
       </w:r>
     </w:p>
     <w:sectPr>
@@ -1165,8 +1573,8 @@
     <w:qFormat/>
     <w:rsid w:val="00FC693F"/>
     <w:rPr>
-      <w:rFonts w:ascii="Arial" w:hAnsi="Arial" w:eastAsia="Microsoft YaHei"/>
-      <w:sz w:val="20"/>
+      <w:rFonts w:ascii="Times New Roman" w:hAnsi="Times New Roman"/>
+      <w:sz w:val="24"/>
     </w:rPr>
   </w:style>
   <w:style w:type="paragraph" w:styleId="Header">
